--- a/templates/documents/report-title-page.docx
+++ b/templates/documents/report-title-page.docx
@@ -1147,7 +1147,7 @@
           <w:sz w:val="28"/>
           <w:szCs w:val="28"/>
         </w:rPr>
-        <w:t>Екатеринбург 2026</w:t>
+        <w:t xml:space="preserve">Екатеринбург {{cohort_year}}</w:t>
       </w:r>
     </w:p>
     <w:sectPr>

--- a/templates/documents/report-title-page.docx
+++ b/templates/documents/report-title-page.docx
@@ -237,7 +237,102 @@
           <w:sz w:val="28"/>
           <w:szCs w:val="28"/>
         </w:rPr>
-        <w:t>Руководитель от УрФУ Корнякова Е. М.</w:t>
+        <w:t xml:space="preserve">Руководитель от УрФУ </w:t>
+      </w:r>
+      <w:r>
+        <w:rPr>
+          <w:rFonts w:ascii="Times New Roman" w:eastAsia="Times New Roman" w:hAnsi="Times New Roman" w:cs="Times New Roman"/>
+          <w:sz w:val="28"/>
+          <w:szCs w:val="28"/>
+        </w:rPr>
+        <w:t>{{</w:t>
+      </w:r>
+      <w:proofErr w:type="spellStart"/>
+      <w:r>
+        <w:rPr>
+          <w:rFonts w:ascii="Times New Roman" w:eastAsia="Times New Roman" w:hAnsi="Times New Roman" w:cs="Times New Roman"/>
+          <w:sz w:val="28"/>
+          <w:szCs w:val="28"/>
+          <w:lang w:val="en-US"/>
+        </w:rPr>
+        <w:t>urfu</w:t>
+      </w:r>
+      <w:proofErr w:type="spellEnd"/>
+      <w:r>
+        <w:rPr>
+          <w:rFonts w:ascii="Times New Roman" w:eastAsia="Times New Roman" w:hAnsi="Times New Roman" w:cs="Times New Roman"/>
+          <w:sz w:val="28"/>
+          <w:szCs w:val="28"/>
+        </w:rPr>
+        <w:t>_</w:t>
+      </w:r>
+      <w:r>
+        <w:rPr>
+          <w:rFonts w:ascii="Times New Roman" w:eastAsia="Times New Roman" w:hAnsi="Times New Roman" w:cs="Times New Roman"/>
+          <w:sz w:val="28"/>
+          <w:szCs w:val="28"/>
+          <w:lang w:val="en-US"/>
+        </w:rPr>
+        <w:t>practice</w:t>
+      </w:r>
+      <w:r>
+        <w:rPr>
+          <w:rFonts w:ascii="Times New Roman" w:eastAsia="Times New Roman" w:hAnsi="Times New Roman" w:cs="Times New Roman"/>
+          <w:sz w:val="28"/>
+          <w:szCs w:val="28"/>
+        </w:rPr>
+        <w:t>_</w:t>
+      </w:r>
+      <w:r>
+        <w:rPr>
+          <w:rFonts w:ascii="Times New Roman" w:eastAsia="Times New Roman" w:hAnsi="Times New Roman" w:cs="Times New Roman"/>
+          <w:sz w:val="28"/>
+          <w:szCs w:val="28"/>
+          <w:lang w:val="en-US"/>
+        </w:rPr>
+        <w:t>supervisor</w:t>
+      </w:r>
+      <w:r>
+        <w:rPr>
+          <w:rFonts w:ascii="Times New Roman" w:eastAsia="Times New Roman" w:hAnsi="Times New Roman" w:cs="Times New Roman"/>
+          <w:sz w:val="28"/>
+          <w:szCs w:val="28"/>
+        </w:rPr>
+        <w:t>_</w:t>
+      </w:r>
+      <w:r>
+        <w:rPr>
+          <w:rFonts w:ascii="Times New Roman" w:eastAsia="Times New Roman" w:hAnsi="Times New Roman" w:cs="Times New Roman"/>
+          <w:sz w:val="28"/>
+          <w:szCs w:val="28"/>
+          <w:lang w:val="en-US"/>
+        </w:rPr>
+        <w:t>short</w:t>
+      </w:r>
+      <w:r>
+        <w:rPr>
+          <w:rFonts w:ascii="Times New Roman" w:eastAsia="Times New Roman" w:hAnsi="Times New Roman" w:cs="Times New Roman"/>
+          <w:sz w:val="28"/>
+          <w:szCs w:val="28"/>
+        </w:rPr>
+        <w:t>_</w:t>
+      </w:r>
+      <w:r>
+        <w:rPr>
+          <w:rFonts w:ascii="Times New Roman" w:eastAsia="Times New Roman" w:hAnsi="Times New Roman" w:cs="Times New Roman"/>
+          <w:sz w:val="28"/>
+          <w:szCs w:val="28"/>
+          <w:lang w:val="en-US"/>
+        </w:rPr>
+        <w:t>name</w:t>
+      </w:r>
+      <w:r>
+        <w:rPr>
+          <w:rFonts w:ascii="Times New Roman" w:eastAsia="Times New Roman" w:hAnsi="Times New Roman" w:cs="Times New Roman"/>
+          <w:sz w:val="28"/>
+          <w:szCs w:val="28"/>
+        </w:rPr>
+        <w:t>}}</w:t>
       </w:r>
     </w:p>
     <w:p>
@@ -1010,6 +1105,115 @@
           <w:szCs w:val="26"/>
           <w:lang w:val="en-US"/>
         </w:rPr>
+        <w:t>direction</w:t>
+      </w:r>
+      <w:r>
+        <w:rPr>
+          <w:rFonts w:ascii="Times New Roman" w:eastAsia="Times New Roman" w:hAnsi="Times New Roman" w:cs="Times New Roman"/>
+          <w:sz w:val="26"/>
+          <w:szCs w:val="26"/>
+          <w:lang w:val="ru-RU"/>
+        </w:rPr>
+        <w:t>_</w:t>
+      </w:r>
+      <w:r>
+        <w:rPr>
+          <w:rFonts w:ascii="Times New Roman" w:eastAsia="Times New Roman" w:hAnsi="Times New Roman" w:cs="Times New Roman"/>
+          <w:sz w:val="26"/>
+          <w:szCs w:val="26"/>
+          <w:lang w:val="en-US"/>
+        </w:rPr>
+        <w:t>code</w:t>
+      </w:r>
+      <w:r>
+        <w:rPr>
+          <w:rFonts w:ascii="Times New Roman" w:eastAsia="Times New Roman" w:hAnsi="Times New Roman" w:cs="Times New Roman"/>
+          <w:sz w:val="26"/>
+          <w:szCs w:val="26"/>
+          <w:lang w:val="ru-RU"/>
+        </w:rPr>
+        <w:t>}}</w:t>
+      </w:r>
+      <w:r>
+        <w:rPr>
+          <w:rFonts w:ascii="Times New Roman" w:eastAsia="Times New Roman" w:hAnsi="Times New Roman" w:cs="Times New Roman"/>
+          <w:sz w:val="26"/>
+          <w:szCs w:val="26"/>
+          <w:lang w:val="ru-RU"/>
+        </w:rPr>
+        <w:t xml:space="preserve"> {{</w:t>
+      </w:r>
+      <w:r>
+        <w:rPr>
+          <w:rFonts w:ascii="Times New Roman" w:eastAsia="Times New Roman" w:hAnsi="Times New Roman" w:cs="Times New Roman"/>
+          <w:sz w:val="26"/>
+          <w:szCs w:val="26"/>
+          <w:lang w:val="en-US"/>
+        </w:rPr>
+        <w:t>direction</w:t>
+      </w:r>
+      <w:r>
+        <w:rPr>
+          <w:rFonts w:ascii="Times New Roman" w:eastAsia="Times New Roman" w:hAnsi="Times New Roman" w:cs="Times New Roman"/>
+          <w:sz w:val="26"/>
+          <w:szCs w:val="26"/>
+          <w:lang w:val="ru-RU"/>
+        </w:rPr>
+        <w:t>_</w:t>
+      </w:r>
+      <w:r>
+        <w:rPr>
+          <w:rFonts w:ascii="Times New Roman" w:eastAsia="Times New Roman" w:hAnsi="Times New Roman" w:cs="Times New Roman"/>
+          <w:sz w:val="26"/>
+          <w:szCs w:val="26"/>
+          <w:lang w:val="en-US"/>
+        </w:rPr>
+        <w:t>name</w:t>
+      </w:r>
+      <w:r>
+        <w:rPr>
+          <w:rFonts w:ascii="Times New Roman" w:eastAsia="Times New Roman" w:hAnsi="Times New Roman" w:cs="Times New Roman"/>
+          <w:sz w:val="26"/>
+          <w:szCs w:val="26"/>
+          <w:lang w:val="ru-RU"/>
+        </w:rPr>
+        <w:t>}}</w:t>
+      </w:r>
+    </w:p>
+    <w:p>
+      <w:pPr>
+        <w:spacing w:after="0" w:line="240" w:lineRule="auto"/>
+        <w:rPr>
+          <w:rFonts w:ascii="Times New Roman" w:eastAsia="Times New Roman" w:hAnsi="Times New Roman" w:cs="Times New Roman"/>
+          <w:sz w:val="26"/>
+          <w:szCs w:val="26"/>
+          <w:lang w:val="ru-RU"/>
+        </w:rPr>
+      </w:pPr>
+      <w:r>
+        <w:rPr>
+          <w:rFonts w:ascii="Times New Roman" w:eastAsia="Times New Roman" w:hAnsi="Times New Roman" w:cs="Times New Roman"/>
+          <w:sz w:val="26"/>
+          <w:szCs w:val="26"/>
+        </w:rPr>
+        <w:t xml:space="preserve">Группа </w:t>
+      </w:r>
+      <w:r>
+        <w:rPr>
+          <w:rFonts w:ascii="Times New Roman" w:eastAsia="Times New Roman" w:hAnsi="Times New Roman" w:cs="Times New Roman"/>
+          <w:sz w:val="26"/>
+          <w:szCs w:val="26"/>
+          <w:lang w:val="ru-RU"/>
+        </w:rPr>
+        <w:t>{{</w:t>
+      </w:r>
+      <w:r>
+        <w:rPr>
+          <w:rFonts w:ascii="Times New Roman" w:eastAsia="Times New Roman" w:hAnsi="Times New Roman" w:cs="Times New Roman"/>
+          <w:sz w:val="26"/>
+          <w:szCs w:val="26"/>
+          <w:lang w:val="en-US"/>
+        </w:rPr>
         <w:t>student</w:t>
       </w:r>
       <w:r>
@@ -1028,62 +1232,14 @@
           <w:szCs w:val="26"/>
           <w:lang w:val="en-US"/>
         </w:rPr>
-        <w:t>specialty</w:t>
-      </w:r>
-      <w:r>
-        <w:rPr>
-          <w:rFonts w:ascii="Times New Roman" w:eastAsia="Times New Roman" w:hAnsi="Times New Roman" w:cs="Times New Roman"/>
-          <w:sz w:val="26"/>
-          <w:szCs w:val="26"/>
-          <w:lang w:val="ru-RU"/>
-        </w:rPr>
-        <w:t>}}</w:t>
-      </w:r>
-    </w:p>
-    <w:p>
-      <w:pPr>
-        <w:spacing w:after="0" w:line="240" w:lineRule="auto"/>
-        <w:rPr>
-          <w:rFonts w:ascii="Times New Roman" w:eastAsia="Times New Roman" w:hAnsi="Times New Roman" w:cs="Times New Roman"/>
-          <w:sz w:val="26"/>
-          <w:szCs w:val="26"/>
-          <w:lang w:val="en-US"/>
-        </w:rPr>
-      </w:pPr>
-      <w:r>
-        <w:rPr>
-          <w:rFonts w:ascii="Times New Roman" w:eastAsia="Times New Roman" w:hAnsi="Times New Roman" w:cs="Times New Roman"/>
-          <w:sz w:val="26"/>
-          <w:szCs w:val="26"/>
-        </w:rPr>
-        <w:t xml:space="preserve">Группа </w:t>
-      </w:r>
-      <w:r>
-        <w:rPr>
-          <w:rFonts w:ascii="Times New Roman" w:eastAsia="Times New Roman" w:hAnsi="Times New Roman" w:cs="Times New Roman"/>
-          <w:sz w:val="26"/>
-          <w:szCs w:val="26"/>
-          <w:lang w:val="en-US"/>
-        </w:rPr>
-        <w:t>{{</w:t>
-      </w:r>
-      <w:proofErr w:type="spellStart"/>
-      <w:r>
-        <w:rPr>
-          <w:rFonts w:ascii="Times New Roman" w:eastAsia="Times New Roman" w:hAnsi="Times New Roman" w:cs="Times New Roman"/>
-          <w:sz w:val="26"/>
-          <w:szCs w:val="26"/>
-          <w:lang w:val="en-US"/>
-        </w:rPr>
-        <w:t>student_group</w:t>
-      </w:r>
-      <w:proofErr w:type="spellEnd"/>
-      <w:r>
-        <w:rPr>
-          <w:rFonts w:ascii="Times New Roman" w:eastAsia="Times New Roman" w:hAnsi="Times New Roman" w:cs="Times New Roman"/>
-          <w:sz w:val="26"/>
-          <w:szCs w:val="26"/>
-          <w:lang w:val="en-US"/>
+        <w:t>group</w:t>
+      </w:r>
+      <w:r>
+        <w:rPr>
+          <w:rFonts w:ascii="Times New Roman" w:eastAsia="Times New Roman" w:hAnsi="Times New Roman" w:cs="Times New Roman"/>
+          <w:sz w:val="26"/>
+          <w:szCs w:val="26"/>
+          <w:lang w:val="ru-RU"/>
         </w:rPr>
         <w:t>}}</w:t>
       </w:r>
@@ -1147,7 +1303,7 @@
           <w:sz w:val="28"/>
           <w:szCs w:val="28"/>
         </w:rPr>
-        <w:t xml:space="preserve">Екатеринбург {{cohort_year}}</w:t>
+        <w:t>Екатеринбург {{cohort_year}}</w:t>
       </w:r>
     </w:p>
     <w:sectPr>
